--- a/vault/03-deliverables/templates/word/PLANTILLA_ERS.docx
+++ b/vault/03-deliverables/templates/word/PLANTILLA_ERS.docx
@@ -9022,7 +9022,7 @@
         <w:r>
           <w:rPr>
             <w:rStyle w:val="Hipervnculo"/>
-            <w:rFonts w:ascii="Verdana" w:hAnsi="Verdana"/>
+            <w:rFonts w:ascii="Calibri" w:hAnsi="Calibri"/>
             <w:noProof/>
           </w:rPr>
           <w:t>Artículo</w:t>
@@ -9100,7 +9100,7 @@
         <w:r>
           <w:rPr>
             <w:rStyle w:val="Hipervnculo"/>
-            <w:rFonts w:ascii="Verdana" w:hAnsi="Verdana"/>
+            <w:rFonts w:ascii="Calibri" w:hAnsi="Calibri"/>
             <w:noProof/>
           </w:rPr>
           <w:t>Gestionar Finanzas</w:t>
@@ -9178,7 +9178,7 @@
         <w:r>
           <w:rPr>
             <w:rStyle w:val="Hipervnculo"/>
-            <w:rFonts w:ascii="Verdana" w:hAnsi="Verdana"/>
+            <w:rFonts w:ascii="Calibri" w:hAnsi="Calibri"/>
             <w:noProof/>
           </w:rPr>
           <w:t>Citas</w:t>
@@ -9256,7 +9256,7 @@
         <w:r>
           <w:rPr>
             <w:rStyle w:val="Hipervnculo"/>
-            <w:rFonts w:ascii="Verdana" w:hAnsi="Verdana"/>
+            <w:rFonts w:ascii="Calibri" w:hAnsi="Calibri"/>
             <w:noProof/>
           </w:rPr>
           <w:t>Servicios</w:t>
@@ -10086,9 +10086,7 @@
     <w:p/>
     <w:p>
       <w:r>
-        <w:rPr>
-          <w:highlight w:val="yellow"/>
-        </w:rPr>
+        <w:rPr/>
         <w:t>GRUPO 01</w:t>
       </w:r>
     </w:p>
@@ -15046,7 +15044,7 @@
       <w:pPr>
         <w:pStyle w:val="Descripcin"/>
         <w:rPr>
-          <w:rFonts w:ascii="Verdana" w:eastAsia="Droid Sans Fallback" w:hAnsi="Verdana" w:cstheme="minorHAnsi"/>
+          <w:rFonts w:ascii="Calibri" w:eastAsia="Droid Sans Fallback" w:hAnsi="Calibri" w:cstheme="minorHAnsi"/>
           <w:sz w:val="24"/>
           <w:lang w:val="es-EC"/>
         </w:rPr>
@@ -15645,52 +15643,37 @@
     <w:p>
       <w:pPr>
         <w:pStyle w:val="Descripcin"/>
-        <w:rPr>
-          <w:highlight w:val="yellow"/>
-        </w:rPr>
+        <w:rPr/>
       </w:pPr>
       <w:bookmarkStart w:id="65" w:name="_Toc83812961"/>
       <w:r>
-        <w:rPr>
-          <w:highlight w:val="yellow"/>
-        </w:rPr>
+        <w:rPr/>
         <w:t xml:space="preserve">Tabla </w:t>
       </w:r>
       <w:r>
-        <w:rPr>
-          <w:highlight w:val="yellow"/>
-        </w:rPr>
+        <w:rPr/>
         <w:fldChar w:fldCharType="begin"/>
       </w:r>
       <w:r>
-        <w:rPr>
-          <w:highlight w:val="yellow"/>
-        </w:rPr>
+        <w:rPr/>
         <w:instrText xml:space="preserve"> SEQ Tabla \* ARABIC </w:instrText>
       </w:r>
       <w:r>
-        <w:rPr>
-          <w:highlight w:val="yellow"/>
-        </w:rPr>
+        <w:rPr/>
         <w:fldChar w:fldCharType="separate"/>
       </w:r>
       <w:r>
         <w:rPr>
           <w:noProof/>
-          <w:highlight w:val="yellow"/>
         </w:rPr>
         <w:t>18</w:t>
       </w:r>
       <w:r>
-        <w:rPr>
-          <w:highlight w:val="yellow"/>
-        </w:rPr>
+        <w:rPr/>
         <w:fldChar w:fldCharType="end"/>
       </w:r>
       <w:r>
-        <w:rPr>
-          <w:highlight w:val="yellow"/>
-        </w:rPr>
+        <w:rPr/>
         <w:t>. Lista de requisitos funcionales</w:t>
       </w:r>
       <w:bookmarkEnd w:id="65"/>
@@ -15718,14 +15701,10 @@
           </w:tcPr>
           <w:p>
             <w:pPr>
-              <w:rPr>
-                <w:highlight w:val="yellow"/>
-              </w:rPr>
-            </w:pPr>
-            <w:r>
-              <w:rPr>
-                <w:highlight w:val="yellow"/>
-              </w:rPr>
+              <w:rPr/>
+            </w:pPr>
+            <w:r>
+              <w:rPr/>
               <w:t>Código</w:t>
             </w:r>
           </w:p>
@@ -15737,14 +15716,10 @@
           <w:p>
             <w:pPr>
               <w:cnfStyle w:val="100000000000" w:firstRow="1" w:lastRow="0" w:firstColumn="0" w:lastColumn="0" w:oddVBand="0" w:evenVBand="0" w:oddHBand="0" w:evenHBand="0" w:firstRowFirstColumn="0" w:firstRowLastColumn="0" w:lastRowFirstColumn="0" w:lastRowLastColumn="0"/>
-              <w:rPr>
-                <w:highlight w:val="yellow"/>
-              </w:rPr>
-            </w:pPr>
-            <w:r>
-              <w:rPr>
-                <w:highlight w:val="yellow"/>
-              </w:rPr>
+              <w:rPr/>
+            </w:pPr>
+            <w:r>
+              <w:rPr/>
               <w:t>Requerimiento</w:t>
             </w:r>
           </w:p>
@@ -15756,14 +15731,10 @@
           <w:p>
             <w:pPr>
               <w:cnfStyle w:val="100000000000" w:firstRow="1" w:lastRow="0" w:firstColumn="0" w:lastColumn="0" w:oddVBand="0" w:evenVBand="0" w:oddHBand="0" w:evenHBand="0" w:firstRowFirstColumn="0" w:firstRowLastColumn="0" w:lastRowFirstColumn="0" w:lastRowLastColumn="0"/>
-              <w:rPr>
-                <w:highlight w:val="yellow"/>
-              </w:rPr>
-            </w:pPr>
-            <w:r>
-              <w:rPr>
-                <w:highlight w:val="yellow"/>
-              </w:rPr>
+              <w:rPr/>
+            </w:pPr>
+            <w:r>
+              <w:rPr/>
               <w:t>Caso de uso</w:t>
             </w:r>
           </w:p>
@@ -15775,14 +15746,10 @@
           <w:p>
             <w:pPr>
               <w:cnfStyle w:val="100000000000" w:firstRow="1" w:lastRow="0" w:firstColumn="0" w:lastColumn="0" w:oddVBand="0" w:evenVBand="0" w:oddHBand="0" w:evenHBand="0" w:firstRowFirstColumn="0" w:firstRowLastColumn="0" w:lastRowFirstColumn="0" w:lastRowLastColumn="0"/>
-              <w:rPr>
-                <w:highlight w:val="yellow"/>
-              </w:rPr>
-            </w:pPr>
-            <w:r>
-              <w:rPr>
-                <w:highlight w:val="yellow"/>
-              </w:rPr>
+              <w:rPr/>
+            </w:pPr>
+            <w:r>
+              <w:rPr/>
               <w:t>Actor</w:t>
             </w:r>
           </w:p>
@@ -15799,14 +15766,10 @@
           </w:tcPr>
           <w:p>
             <w:pPr>
-              <w:rPr>
-                <w:highlight w:val="yellow"/>
-              </w:rPr>
-            </w:pPr>
-            <w:r>
-              <w:rPr>
-                <w:highlight w:val="yellow"/>
-              </w:rPr>
+              <w:rPr/>
+            </w:pPr>
+            <w:r>
+              <w:rPr/>
               <w:t xml:space="preserve">RF – 01 </w:t>
             </w:r>
           </w:p>
@@ -15818,14 +15781,10 @@
           <w:p>
             <w:pPr>
               <w:cnfStyle w:val="000000100000" w:firstRow="0" w:lastRow="0" w:firstColumn="0" w:lastColumn="0" w:oddVBand="0" w:evenVBand="0" w:oddHBand="1" w:evenHBand="0" w:firstRowFirstColumn="0" w:firstRowLastColumn="0" w:lastRowFirstColumn="0" w:lastRowLastColumn="0"/>
-              <w:rPr>
-                <w:highlight w:val="yellow"/>
-              </w:rPr>
-            </w:pPr>
-            <w:r>
-              <w:rPr>
-                <w:highlight w:val="yellow"/>
-              </w:rPr>
+              <w:rPr/>
+            </w:pPr>
+            <w:r>
+              <w:rPr/>
               <w:t>El sistema debe recibir credenciales de acceso, validarlas y generar un token de seguridad temporal para autorizar el uso de los servicios.</w:t>
             </w:r>
           </w:p>
@@ -15837,26 +15796,18 @@
           <w:p>
             <w:pPr>
               <w:cnfStyle w:val="000000100000" w:firstRow="0" w:lastRow="0" w:firstColumn="0" w:lastColumn="0" w:oddVBand="0" w:evenVBand="0" w:oddHBand="1" w:evenHBand="0" w:firstRowFirstColumn="0" w:firstRowLastColumn="0" w:lastRowFirstColumn="0" w:lastRowLastColumn="0"/>
-              <w:rPr>
-                <w:highlight w:val="yellow"/>
-              </w:rPr>
-            </w:pPr>
-            <w:r>
-              <w:rPr>
-                <w:highlight w:val="yellow"/>
-              </w:rPr>
+              <w:rPr/>
+            </w:pPr>
+            <w:r>
+              <w:rPr/>
               <w:t>Autenticar</w:t>
             </w:r>
             <w:r>
-              <w:rPr>
-                <w:highlight w:val="yellow"/>
-              </w:rPr>
+              <w:rPr/>
               <w:t xml:space="preserve"> Cliente</w:t>
             </w:r>
             <w:r>
-              <w:rPr>
-                <w:highlight w:val="yellow"/>
-              </w:rPr>
+              <w:rPr/>
               <w:t xml:space="preserve"> </w:t>
             </w:r>
           </w:p>
@@ -15868,14 +15819,10 @@
           <w:p>
             <w:pPr>
               <w:cnfStyle w:val="000000100000" w:firstRow="0" w:lastRow="0" w:firstColumn="0" w:lastColumn="0" w:oddVBand="0" w:evenVBand="0" w:oddHBand="1" w:evenHBand="0" w:firstRowFirstColumn="0" w:firstRowLastColumn="0" w:lastRowFirstColumn="0" w:lastRowLastColumn="0"/>
-              <w:rPr>
-                <w:highlight w:val="yellow"/>
-              </w:rPr>
-            </w:pPr>
-            <w:r>
-              <w:rPr>
-                <w:highlight w:val="yellow"/>
-              </w:rPr>
+              <w:rPr/>
+            </w:pPr>
+            <w:r>
+              <w:rPr/>
               <w:t>Usuario final</w:t>
             </w:r>
           </w:p>
@@ -15889,14 +15836,10 @@
           </w:tcPr>
           <w:p>
             <w:pPr>
-              <w:rPr>
-                <w:highlight w:val="yellow"/>
-              </w:rPr>
-            </w:pPr>
-            <w:r>
-              <w:rPr>
-                <w:highlight w:val="yellow"/>
-              </w:rPr>
+              <w:rPr/>
+            </w:pPr>
+            <w:r>
+              <w:rPr/>
               <w:t>RF – 02</w:t>
             </w:r>
           </w:p>
@@ -15908,14 +15851,10 @@
           <w:p>
             <w:pPr>
               <w:cnfStyle w:val="000000000000" w:firstRow="0" w:lastRow="0" w:firstColumn="0" w:lastColumn="0" w:oddVBand="0" w:evenVBand="0" w:oddHBand="0" w:evenHBand="0" w:firstRowFirstColumn="0" w:firstRowLastColumn="0" w:lastRowFirstColumn="0" w:lastRowLastColumn="0"/>
-              <w:rPr>
-                <w:highlight w:val="yellow"/>
-              </w:rPr>
-            </w:pPr>
-            <w:r>
-              <w:rPr>
-                <w:highlight w:val="yellow"/>
-              </w:rPr>
+              <w:rPr/>
+            </w:pPr>
+            <w:r>
+              <w:rPr/>
               <w:t>El sistema debe procesar peticiones de conversión, y retornar el cálculo matemático correspondiente.</w:t>
             </w:r>
           </w:p>
@@ -15927,14 +15866,10 @@
           <w:p>
             <w:pPr>
               <w:cnfStyle w:val="000000000000" w:firstRow="0" w:lastRow="0" w:firstColumn="0" w:lastColumn="0" w:oddVBand="0" w:evenVBand="0" w:oddHBand="0" w:evenHBand="0" w:firstRowFirstColumn="0" w:firstRowLastColumn="0" w:lastRowFirstColumn="0" w:lastRowLastColumn="0"/>
-              <w:rPr>
-                <w:highlight w:val="yellow"/>
-              </w:rPr>
-            </w:pPr>
-            <w:r>
-              <w:rPr>
-                <w:highlight w:val="yellow"/>
-              </w:rPr>
+              <w:rPr/>
+            </w:pPr>
+            <w:r>
+              <w:rPr/>
               <w:t>Convertir Longitud</w:t>
             </w:r>
           </w:p>
@@ -15946,14 +15881,10 @@
           <w:p>
             <w:pPr>
               <w:cnfStyle w:val="000000000000" w:firstRow="0" w:lastRow="0" w:firstColumn="0" w:lastColumn="0" w:oddVBand="0" w:evenVBand="0" w:oddHBand="0" w:evenHBand="0" w:firstRowFirstColumn="0" w:firstRowLastColumn="0" w:lastRowFirstColumn="0" w:lastRowLastColumn="0"/>
-              <w:rPr>
-                <w:highlight w:val="yellow"/>
-              </w:rPr>
-            </w:pPr>
-            <w:r>
-              <w:rPr>
-                <w:highlight w:val="yellow"/>
-              </w:rPr>
+              <w:rPr/>
+            </w:pPr>
+            <w:r>
+              <w:rPr/>
               <w:t>Usuario final</w:t>
             </w:r>
           </w:p>
@@ -15970,14 +15901,10 @@
           </w:tcPr>
           <w:p>
             <w:pPr>
-              <w:rPr>
-                <w:highlight w:val="yellow"/>
-              </w:rPr>
-            </w:pPr>
-            <w:r>
-              <w:rPr>
-                <w:highlight w:val="yellow"/>
-              </w:rPr>
+              <w:rPr/>
+            </w:pPr>
+            <w:r>
+              <w:rPr/>
               <w:t>RF – 03</w:t>
             </w:r>
           </w:p>
@@ -15989,14 +15916,10 @@
           <w:p>
             <w:pPr>
               <w:cnfStyle w:val="000000100000" w:firstRow="0" w:lastRow="0" w:firstColumn="0" w:lastColumn="0" w:oddVBand="0" w:evenVBand="0" w:oddHBand="1" w:evenHBand="0" w:firstRowFirstColumn="0" w:firstRowLastColumn="0" w:lastRowFirstColumn="0" w:lastRowLastColumn="0"/>
-              <w:rPr>
-                <w:highlight w:val="yellow"/>
-              </w:rPr>
-            </w:pPr>
-            <w:r>
-              <w:rPr>
-                <w:highlight w:val="yellow"/>
-              </w:rPr>
+              <w:rPr/>
+            </w:pPr>
+            <w:r>
+              <w:rPr/>
               <w:t>El sistema debe procesar peticiones de conversión de unidades de masa, validando previamente el token de acceso, y retornar la respuesta estructurada con el valor resultante.</w:t>
             </w:r>
           </w:p>
@@ -16008,14 +15931,10 @@
           <w:p>
             <w:pPr>
               <w:cnfStyle w:val="000000100000" w:firstRow="0" w:lastRow="0" w:firstColumn="0" w:lastColumn="0" w:oddVBand="0" w:evenVBand="0" w:oddHBand="1" w:evenHBand="0" w:firstRowFirstColumn="0" w:firstRowLastColumn="0" w:lastRowFirstColumn="0" w:lastRowLastColumn="0"/>
-              <w:rPr>
-                <w:highlight w:val="yellow"/>
-              </w:rPr>
-            </w:pPr>
-            <w:r>
-              <w:rPr>
-                <w:highlight w:val="yellow"/>
-              </w:rPr>
+              <w:rPr/>
+            </w:pPr>
+            <w:r>
+              <w:rPr/>
               <w:t>Convertir Masa</w:t>
             </w:r>
           </w:p>
@@ -16027,14 +15946,10 @@
           <w:p>
             <w:pPr>
               <w:cnfStyle w:val="000000100000" w:firstRow="0" w:lastRow="0" w:firstColumn="0" w:lastColumn="0" w:oddVBand="0" w:evenVBand="0" w:oddHBand="1" w:evenHBand="0" w:firstRowFirstColumn="0" w:firstRowLastColumn="0" w:lastRowFirstColumn="0" w:lastRowLastColumn="0"/>
-              <w:rPr>
-                <w:highlight w:val="yellow"/>
-              </w:rPr>
-            </w:pPr>
-            <w:r>
-              <w:rPr>
-                <w:highlight w:val="yellow"/>
-              </w:rPr>
+              <w:rPr/>
+            </w:pPr>
+            <w:r>
+              <w:rPr/>
               <w:t>Usuario final</w:t>
             </w:r>
           </w:p>
@@ -16048,14 +15963,10 @@
           </w:tcPr>
           <w:p>
             <w:pPr>
-              <w:rPr>
-                <w:highlight w:val="yellow"/>
-              </w:rPr>
-            </w:pPr>
-            <w:r>
-              <w:rPr>
-                <w:highlight w:val="yellow"/>
-              </w:rPr>
+              <w:rPr/>
+            </w:pPr>
+            <w:r>
+              <w:rPr/>
               <w:t xml:space="preserve">RF – 04 </w:t>
             </w:r>
           </w:p>
@@ -16067,14 +15978,10 @@
           <w:p>
             <w:pPr>
               <w:cnfStyle w:val="000000000000" w:firstRow="0" w:lastRow="0" w:firstColumn="0" w:lastColumn="0" w:oddVBand="0" w:evenVBand="0" w:oddHBand="0" w:evenHBand="0" w:firstRowFirstColumn="0" w:firstRowLastColumn="0" w:lastRowFirstColumn="0" w:lastRowLastColumn="0"/>
-              <w:rPr>
-                <w:highlight w:val="yellow"/>
-              </w:rPr>
-            </w:pPr>
-            <w:r>
-              <w:rPr>
-                <w:highlight w:val="yellow"/>
-              </w:rPr>
+              <w:rPr/>
+            </w:pPr>
+            <w:r>
+              <w:rPr/>
               <w:t>El sistema debe calcular conversiones entre escalas de temperatura mediante los parámetros enviados, verificando la autorización y retornando el estado de la operación.</w:t>
             </w:r>
           </w:p>
@@ -16086,14 +15993,10 @@
           <w:p>
             <w:pPr>
               <w:cnfStyle w:val="000000000000" w:firstRow="0" w:lastRow="0" w:firstColumn="0" w:lastColumn="0" w:oddVBand="0" w:evenVBand="0" w:oddHBand="0" w:evenHBand="0" w:firstRowFirstColumn="0" w:firstRowLastColumn="0" w:lastRowFirstColumn="0" w:lastRowLastColumn="0"/>
-              <w:rPr>
-                <w:highlight w:val="yellow"/>
-              </w:rPr>
-            </w:pPr>
-            <w:r>
-              <w:rPr>
-                <w:highlight w:val="yellow"/>
-              </w:rPr>
+              <w:rPr/>
+            </w:pPr>
+            <w:r>
+              <w:rPr/>
               <w:t>Convertir Temperatura</w:t>
             </w:r>
           </w:p>
@@ -16107,9 +16010,7 @@
               <w:cnfStyle w:val="000000000000" w:firstRow="0" w:lastRow="0" w:firstColumn="0" w:lastColumn="0" w:oddVBand="0" w:evenVBand="0" w:oddHBand="0" w:evenHBand="0" w:firstRowFirstColumn="0" w:firstRowLastColumn="0" w:lastRowFirstColumn="0" w:lastRowLastColumn="0"/>
             </w:pPr>
             <w:r>
-              <w:rPr>
-                <w:highlight w:val="yellow"/>
-              </w:rPr>
+              <w:rPr/>
               <w:t>Usuario final</w:t>
             </w:r>
             <w:r>
@@ -16577,7 +16478,7 @@
       <w:pPr>
         <w:pStyle w:val="Descripcin"/>
         <w:rPr>
-          <w:rFonts w:ascii="Verdana" w:hAnsi="Verdana" w:cstheme="minorHAnsi"/>
+          <w:rFonts w:ascii="Calibri" w:hAnsi="Calibri" w:cstheme="minorHAnsi"/>
         </w:rPr>
       </w:pPr>
       <w:bookmarkStart w:id="68" w:name="_Toc83812963"/>
@@ -16612,7 +16513,7 @@
     </w:p>
     <w:tbl>
       <w:tblPr>
-        <w:tblStyle w:val="Tablaconcuadrcula5oscura-nfasis4"/>
+        <w:tblStyle w:val="Tablaconcuadrcula4-nfasis1"/>
         <w:tblW w:w="4813" w:type="pct"/>
         <w:tblLook w:val="04A0" w:firstRow="1" w:lastRow="0" w:firstColumn="1" w:lastColumn="0" w:noHBand="0" w:noVBand="1"/>
       </w:tblPr>
@@ -16634,14 +16535,12 @@
               <w:pStyle w:val="Standard"/>
               <w:jc w:val="both"/>
               <w:rPr>
-                <w:rFonts w:ascii="Verdana" w:hAnsi="Verdana" w:cstheme="minorHAnsi"/>
-                <w:highlight w:val="yellow"/>
-              </w:rPr>
-            </w:pPr>
-            <w:r>
-              <w:rPr>
-                <w:rFonts w:ascii="Verdana" w:hAnsi="Verdana" w:cstheme="minorHAnsi"/>
-                <w:highlight w:val="yellow"/>
+                <w:rFonts w:ascii="Calibri" w:hAnsi="Calibri" w:cstheme="minorHAnsi"/>
+              </w:rPr>
+            </w:pPr>
+            <w:r>
+              <w:rPr>
+                <w:rFonts w:ascii="Calibri" w:hAnsi="Calibri" w:cstheme="minorHAnsi"/>
               </w:rPr>
               <w:t>RQF-002</w:t>
             </w:r>
@@ -16657,14 +16556,12 @@
               <w:jc w:val="both"/>
               <w:cnfStyle w:val="100000000000" w:firstRow="1" w:lastRow="0" w:firstColumn="0" w:lastColumn="0" w:oddVBand="0" w:evenVBand="0" w:oddHBand="0" w:evenHBand="0" w:firstRowFirstColumn="0" w:firstRowLastColumn="0" w:lastRowFirstColumn="0" w:lastRowLastColumn="0"/>
               <w:rPr>
-                <w:rFonts w:ascii="Verdana" w:hAnsi="Verdana" w:cstheme="minorHAnsi"/>
-                <w:highlight w:val="yellow"/>
-              </w:rPr>
-            </w:pPr>
-            <w:r>
-              <w:rPr>
-                <w:rFonts w:ascii="Verdana" w:hAnsi="Verdana" w:cstheme="minorHAnsi"/>
-                <w:highlight w:val="yellow"/>
+                <w:rFonts w:ascii="Calibri" w:hAnsi="Calibri" w:cstheme="minorHAnsi"/>
+              </w:rPr>
+            </w:pPr>
+            <w:r>
+              <w:rPr>
+                <w:rFonts w:ascii="Calibri" w:hAnsi="Calibri" w:cstheme="minorHAnsi"/>
                 <w:lang w:val="es-ES"/>
               </w:rPr>
               <w:t>Convertir Longitud</w:t>
@@ -16686,14 +16583,12 @@
               <w:pStyle w:val="Standard"/>
               <w:jc w:val="both"/>
               <w:rPr>
-                <w:rFonts w:ascii="Verdana" w:hAnsi="Verdana" w:cstheme="minorHAnsi"/>
-                <w:highlight w:val="yellow"/>
-              </w:rPr>
-            </w:pPr>
-            <w:r>
-              <w:rPr>
-                <w:rFonts w:ascii="Verdana" w:hAnsi="Verdana" w:cstheme="minorHAnsi"/>
-                <w:highlight w:val="yellow"/>
+                <w:rFonts w:ascii="Calibri" w:hAnsi="Calibri" w:cstheme="minorHAnsi"/>
+              </w:rPr>
+            </w:pPr>
+            <w:r>
+              <w:rPr>
+                <w:rFonts w:ascii="Calibri" w:hAnsi="Calibri" w:cstheme="minorHAnsi"/>
               </w:rPr>
               <w:t>Descripción</w:t>
             </w:r>
@@ -16709,14 +16604,12 @@
               <w:jc w:val="both"/>
               <w:cnfStyle w:val="000000100000" w:firstRow="0" w:lastRow="0" w:firstColumn="0" w:lastColumn="0" w:oddVBand="0" w:evenVBand="0" w:oddHBand="1" w:evenHBand="0" w:firstRowFirstColumn="0" w:firstRowLastColumn="0" w:lastRowFirstColumn="0" w:lastRowLastColumn="0"/>
               <w:rPr>
-                <w:rFonts w:ascii="Verdana" w:hAnsi="Verdana" w:cstheme="minorHAnsi"/>
-                <w:highlight w:val="yellow"/>
-              </w:rPr>
-            </w:pPr>
-            <w:r>
-              <w:rPr>
-                <w:rFonts w:ascii="Verdana" w:hAnsi="Verdana" w:cstheme="minorHAnsi"/>
-                <w:highlight w:val="yellow"/>
+                <w:rFonts w:ascii="Calibri" w:hAnsi="Calibri" w:cstheme="minorHAnsi"/>
+              </w:rPr>
+            </w:pPr>
+            <w:r>
+              <w:rPr>
+                <w:rFonts w:ascii="Calibri" w:hAnsi="Calibri" w:cstheme="minorHAnsi"/>
                 <w:lang w:val="es-ES"/>
               </w:rPr>
               <w:t>El sistema debe procesar peticiones de conversión de longitud, y retornar el cálculo matemático correspondiente.</w:t>
@@ -16735,14 +16628,12 @@
               <w:pStyle w:val="Standard"/>
               <w:jc w:val="both"/>
               <w:rPr>
-                <w:rFonts w:ascii="Verdana" w:hAnsi="Verdana" w:cstheme="minorHAnsi"/>
-                <w:highlight w:val="yellow"/>
-              </w:rPr>
-            </w:pPr>
-            <w:r>
-              <w:rPr>
-                <w:rFonts w:ascii="Verdana" w:hAnsi="Verdana" w:cstheme="minorHAnsi"/>
-                <w:highlight w:val="yellow"/>
+                <w:rFonts w:ascii="Calibri" w:hAnsi="Calibri" w:cstheme="minorHAnsi"/>
+              </w:rPr>
+            </w:pPr>
+            <w:r>
+              <w:rPr>
+                <w:rFonts w:ascii="Calibri" w:hAnsi="Calibri" w:cstheme="minorHAnsi"/>
               </w:rPr>
               <w:t>Objetivo</w:t>
             </w:r>
@@ -16758,14 +16649,12 @@
               <w:jc w:val="both"/>
               <w:cnfStyle w:val="000000000000" w:firstRow="0" w:lastRow="0" w:firstColumn="0" w:lastColumn="0" w:oddVBand="0" w:evenVBand="0" w:oddHBand="0" w:evenHBand="0" w:firstRowFirstColumn="0" w:firstRowLastColumn="0" w:lastRowFirstColumn="0" w:lastRowLastColumn="0"/>
               <w:rPr>
-                <w:rFonts w:ascii="Verdana" w:hAnsi="Verdana" w:cstheme="minorHAnsi"/>
-                <w:highlight w:val="yellow"/>
-              </w:rPr>
-            </w:pPr>
-            <w:r>
-              <w:rPr>
-                <w:rFonts w:ascii="Verdana" w:hAnsi="Verdana" w:cstheme="minorHAnsi"/>
-                <w:highlight w:val="yellow"/>
+                <w:rFonts w:ascii="Calibri" w:hAnsi="Calibri" w:cstheme="minorHAnsi"/>
+              </w:rPr>
+            </w:pPr>
+            <w:r>
+              <w:rPr>
+                <w:rFonts w:ascii="Calibri" w:hAnsi="Calibri" w:cstheme="minorHAnsi"/>
               </w:rPr>
               <w:t>OBJ-001</w:t>
             </w:r>
@@ -16786,14 +16675,12 @@
               <w:pStyle w:val="Standard"/>
               <w:jc w:val="both"/>
               <w:rPr>
-                <w:rFonts w:ascii="Verdana" w:hAnsi="Verdana" w:cstheme="minorHAnsi"/>
-                <w:highlight w:val="yellow"/>
-              </w:rPr>
-            </w:pPr>
-            <w:r>
-              <w:rPr>
-                <w:rFonts w:ascii="Verdana" w:hAnsi="Verdana" w:cstheme="minorHAnsi"/>
-                <w:highlight w:val="yellow"/>
+                <w:rFonts w:ascii="Calibri" w:hAnsi="Calibri" w:cstheme="minorHAnsi"/>
+              </w:rPr>
+            </w:pPr>
+            <w:r>
+              <w:rPr>
+                <w:rFonts w:ascii="Calibri" w:hAnsi="Calibri" w:cstheme="minorHAnsi"/>
               </w:rPr>
               <w:t>Importancia</w:t>
             </w:r>
@@ -16809,14 +16696,12 @@
               <w:jc w:val="both"/>
               <w:cnfStyle w:val="000000100000" w:firstRow="0" w:lastRow="0" w:firstColumn="0" w:lastColumn="0" w:oddVBand="0" w:evenVBand="0" w:oddHBand="1" w:evenHBand="0" w:firstRowFirstColumn="0" w:firstRowLastColumn="0" w:lastRowFirstColumn="0" w:lastRowLastColumn="0"/>
               <w:rPr>
-                <w:rFonts w:ascii="Verdana" w:hAnsi="Verdana" w:cstheme="minorHAnsi"/>
-                <w:highlight w:val="yellow"/>
-              </w:rPr>
-            </w:pPr>
-            <w:r>
-              <w:rPr>
-                <w:rFonts w:ascii="Verdana" w:hAnsi="Verdana" w:cstheme="minorHAnsi"/>
-                <w:highlight w:val="yellow"/>
+                <w:rFonts w:ascii="Calibri" w:hAnsi="Calibri" w:cstheme="minorHAnsi"/>
+              </w:rPr>
+            </w:pPr>
+            <w:r>
+              <w:rPr>
+                <w:rFonts w:ascii="Calibri" w:hAnsi="Calibri" w:cstheme="minorHAnsi"/>
               </w:rPr>
               <w:t>Alta</w:t>
             </w:r>
@@ -16834,14 +16719,12 @@
               <w:pStyle w:val="Standard"/>
               <w:jc w:val="both"/>
               <w:rPr>
-                <w:rFonts w:ascii="Verdana" w:hAnsi="Verdana" w:cstheme="minorHAnsi"/>
-                <w:highlight w:val="yellow"/>
-              </w:rPr>
-            </w:pPr>
-            <w:r>
-              <w:rPr>
-                <w:rFonts w:ascii="Verdana" w:hAnsi="Verdana" w:cstheme="minorHAnsi"/>
-                <w:highlight w:val="yellow"/>
+                <w:rFonts w:ascii="Calibri" w:hAnsi="Calibri" w:cstheme="minorHAnsi"/>
+              </w:rPr>
+            </w:pPr>
+            <w:r>
+              <w:rPr>
+                <w:rFonts w:ascii="Calibri" w:hAnsi="Calibri" w:cstheme="minorHAnsi"/>
               </w:rPr>
               <w:t>Estado</w:t>
             </w:r>
@@ -16857,14 +16740,12 @@
               <w:jc w:val="both"/>
               <w:cnfStyle w:val="000000000000" w:firstRow="0" w:lastRow="0" w:firstColumn="0" w:lastColumn="0" w:oddVBand="0" w:evenVBand="0" w:oddHBand="0" w:evenHBand="0" w:firstRowFirstColumn="0" w:firstRowLastColumn="0" w:lastRowFirstColumn="0" w:lastRowLastColumn="0"/>
               <w:rPr>
-                <w:rFonts w:ascii="Verdana" w:hAnsi="Verdana" w:cstheme="minorHAnsi"/>
-                <w:highlight w:val="yellow"/>
-              </w:rPr>
-            </w:pPr>
-            <w:r>
-              <w:rPr>
-                <w:rFonts w:ascii="Verdana" w:hAnsi="Verdana" w:cstheme="minorHAnsi"/>
-                <w:highlight w:val="yellow"/>
+                <w:rFonts w:ascii="Calibri" w:hAnsi="Calibri" w:cstheme="minorHAnsi"/>
+              </w:rPr>
+            </w:pPr>
+            <w:r>
+              <w:rPr>
+                <w:rFonts w:ascii="Calibri" w:hAnsi="Calibri" w:cstheme="minorHAnsi"/>
               </w:rPr>
               <w:t>Aprobado</w:t>
             </w:r>
@@ -16885,14 +16766,12 @@
               <w:pStyle w:val="Standard"/>
               <w:jc w:val="both"/>
               <w:rPr>
-                <w:rFonts w:ascii="Verdana" w:hAnsi="Verdana" w:cstheme="minorHAnsi"/>
-                <w:highlight w:val="yellow"/>
-              </w:rPr>
-            </w:pPr>
-            <w:r>
-              <w:rPr>
-                <w:rFonts w:ascii="Verdana" w:hAnsi="Verdana" w:cstheme="minorHAnsi"/>
-                <w:highlight w:val="yellow"/>
+                <w:rFonts w:ascii="Calibri" w:hAnsi="Calibri" w:cstheme="minorHAnsi"/>
+              </w:rPr>
+            </w:pPr>
+            <w:r>
+              <w:rPr>
+                <w:rFonts w:ascii="Calibri" w:hAnsi="Calibri" w:cstheme="minorHAnsi"/>
               </w:rPr>
               <w:t>Estabilidad</w:t>
             </w:r>
@@ -16908,14 +16787,12 @@
               <w:jc w:val="both"/>
               <w:cnfStyle w:val="000000100000" w:firstRow="0" w:lastRow="0" w:firstColumn="0" w:lastColumn="0" w:oddVBand="0" w:evenVBand="0" w:oddHBand="1" w:evenHBand="0" w:firstRowFirstColumn="0" w:firstRowLastColumn="0" w:lastRowFirstColumn="0" w:lastRowLastColumn="0"/>
               <w:rPr>
-                <w:rFonts w:ascii="Verdana" w:hAnsi="Verdana" w:cstheme="minorHAnsi"/>
-                <w:highlight w:val="yellow"/>
-              </w:rPr>
-            </w:pPr>
-            <w:r>
-              <w:rPr>
-                <w:rFonts w:ascii="Verdana" w:hAnsi="Verdana" w:cstheme="minorHAnsi"/>
-                <w:highlight w:val="yellow"/>
+                <w:rFonts w:ascii="Calibri" w:hAnsi="Calibri" w:cstheme="minorHAnsi"/>
+              </w:rPr>
+            </w:pPr>
+            <w:r>
+              <w:rPr>
+                <w:rFonts w:ascii="Calibri" w:hAnsi="Calibri" w:cstheme="minorHAnsi"/>
               </w:rPr>
               <w:t>Alta</w:t>
             </w:r>
@@ -16933,14 +16810,12 @@
               <w:pStyle w:val="Standard"/>
               <w:jc w:val="both"/>
               <w:rPr>
-                <w:rFonts w:ascii="Verdana" w:hAnsi="Verdana" w:cstheme="minorHAnsi"/>
-                <w:highlight w:val="yellow"/>
-              </w:rPr>
-            </w:pPr>
-            <w:r>
-              <w:rPr>
-                <w:rFonts w:ascii="Verdana" w:hAnsi="Verdana" w:cstheme="minorHAnsi"/>
-                <w:highlight w:val="yellow"/>
+                <w:rFonts w:ascii="Calibri" w:hAnsi="Calibri" w:cstheme="minorHAnsi"/>
+              </w:rPr>
+            </w:pPr>
+            <w:r>
+              <w:rPr>
+                <w:rFonts w:ascii="Calibri" w:hAnsi="Calibri" w:cstheme="minorHAnsi"/>
               </w:rPr>
               <w:t>Comentarios</w:t>
             </w:r>
@@ -16955,28 +16830,24 @@
               <w:pStyle w:val="Standard"/>
               <w:cnfStyle w:val="000000000000" w:firstRow="0" w:lastRow="0" w:firstColumn="0" w:lastColumn="0" w:oddVBand="0" w:evenVBand="0" w:oddHBand="0" w:evenHBand="0" w:firstRowFirstColumn="0" w:firstRowLastColumn="0" w:lastRowFirstColumn="0" w:lastRowLastColumn="0"/>
               <w:rPr>
-                <w:rFonts w:ascii="Verdana" w:hAnsi="Verdana" w:cstheme="minorHAnsi"/>
-                <w:highlight w:val="yellow"/>
-              </w:rPr>
-            </w:pPr>
-            <w:r>
-              <w:rPr>
-                <w:rFonts w:ascii="Verdana" w:hAnsi="Verdana" w:cstheme="minorHAnsi"/>
-                <w:highlight w:val="yellow"/>
+                <w:rFonts w:ascii="Calibri" w:hAnsi="Calibri" w:cstheme="minorHAnsi"/>
+              </w:rPr>
+            </w:pPr>
+            <w:r>
+              <w:rPr>
+                <w:rFonts w:ascii="Calibri" w:hAnsi="Calibri" w:cstheme="minorHAnsi"/>
               </w:rPr>
               <w:t>Las unidades disponibles para la conversión son:</w:t>
             </w:r>
             <w:r>
               <w:rPr>
-                <w:rFonts w:ascii="Verdana" w:hAnsi="Verdana" w:cstheme="minorHAnsi"/>
-                <w:highlight w:val="yellow"/>
+                <w:rFonts w:ascii="Calibri" w:hAnsi="Calibri" w:cstheme="minorHAnsi"/>
               </w:rPr>
               <w:t xml:space="preserve"> </w:t>
             </w:r>
             <w:r>
               <w:rPr>
-                <w:rFonts w:ascii="Verdana" w:hAnsi="Verdana" w:cstheme="minorHAnsi"/>
-                <w:highlight w:val="yellow"/>
+                <w:rFonts w:ascii="Calibri" w:hAnsi="Calibri" w:cstheme="minorHAnsi"/>
               </w:rPr>
               <w:t>metros, pies, centímetros, yardas y millas</w:t>
             </w:r>
@@ -16988,65 +16859,49 @@
       <w:pPr>
         <w:pStyle w:val="Descripcin"/>
         <w:rPr>
-          <w:rFonts w:ascii="Verdana" w:hAnsi="Verdana" w:cstheme="minorHAnsi"/>
-          <w:highlight w:val="yellow"/>
+          <w:rFonts w:ascii="Calibri" w:hAnsi="Calibri" w:cstheme="minorHAnsi"/>
         </w:rPr>
       </w:pPr>
       <w:bookmarkStart w:id="69" w:name="_Toc83812964"/>
       <w:r>
-        <w:rPr>
-          <w:highlight w:val="yellow"/>
-        </w:rPr>
+        <w:rPr/>
         <w:t xml:space="preserve">Tabla </w:t>
       </w:r>
       <w:r>
-        <w:rPr>
-          <w:highlight w:val="yellow"/>
-        </w:rPr>
+        <w:rPr/>
         <w:fldChar w:fldCharType="begin"/>
       </w:r>
       <w:r>
-        <w:rPr>
-          <w:highlight w:val="yellow"/>
-        </w:rPr>
+        <w:rPr/>
         <w:instrText xml:space="preserve"> SEQ Tabla \* ARABIC </w:instrText>
       </w:r>
       <w:r>
-        <w:rPr>
-          <w:highlight w:val="yellow"/>
-        </w:rPr>
+        <w:rPr/>
         <w:fldChar w:fldCharType="separate"/>
       </w:r>
       <w:r>
         <w:rPr>
           <w:noProof/>
-          <w:highlight w:val="yellow"/>
         </w:rPr>
         <w:t>21</w:t>
       </w:r>
       <w:r>
-        <w:rPr>
-          <w:highlight w:val="yellow"/>
-        </w:rPr>
+        <w:rPr/>
         <w:fldChar w:fldCharType="end"/>
       </w:r>
       <w:r>
-        <w:rPr>
-          <w:highlight w:val="yellow"/>
-        </w:rPr>
+        <w:rPr/>
         <w:t>.</w:t>
       </w:r>
       <w:bookmarkEnd w:id="69"/>
       <w:r>
-        <w:rPr>
-          <w:highlight w:val="yellow"/>
-        </w:rPr>
+        <w:rPr/>
         <w:t xml:space="preserve"> Convertir Masa</w:t>
       </w:r>
     </w:p>
     <w:tbl>
       <w:tblPr>
-        <w:tblStyle w:val="Tablaconcuadrcula5oscura-nfasis4"/>
+        <w:tblStyle w:val="Tablaconcuadrcula4-nfasis1"/>
         <w:tblW w:w="0" w:type="auto"/>
         <w:tblLook w:val="04A0" w:firstRow="1" w:lastRow="0" w:firstColumn="1" w:lastColumn="0" w:noHBand="0" w:noVBand="1"/>
       </w:tblPr>
@@ -17068,14 +16923,12 @@
               <w:pStyle w:val="Standard"/>
               <w:jc w:val="both"/>
               <w:rPr>
-                <w:rFonts w:ascii="Verdana" w:hAnsi="Verdana" w:cstheme="minorHAnsi"/>
-                <w:highlight w:val="yellow"/>
-              </w:rPr>
-            </w:pPr>
-            <w:r>
-              <w:rPr>
-                <w:rFonts w:ascii="Verdana" w:hAnsi="Verdana" w:cstheme="minorHAnsi"/>
-                <w:highlight w:val="yellow"/>
+                <w:rFonts w:ascii="Calibri" w:hAnsi="Calibri" w:cstheme="minorHAnsi"/>
+              </w:rPr>
+            </w:pPr>
+            <w:r>
+              <w:rPr>
+                <w:rFonts w:ascii="Calibri" w:hAnsi="Calibri" w:cstheme="minorHAnsi"/>
               </w:rPr>
               <w:t>RQF-003</w:t>
             </w:r>
@@ -17091,14 +16944,12 @@
               <w:jc w:val="both"/>
               <w:cnfStyle w:val="100000000000" w:firstRow="1" w:lastRow="0" w:firstColumn="0" w:lastColumn="0" w:oddVBand="0" w:evenVBand="0" w:oddHBand="0" w:evenHBand="0" w:firstRowFirstColumn="0" w:firstRowLastColumn="0" w:lastRowFirstColumn="0" w:lastRowLastColumn="0"/>
               <w:rPr>
-                <w:rFonts w:ascii="Verdana" w:hAnsi="Verdana" w:cstheme="minorHAnsi"/>
-                <w:highlight w:val="yellow"/>
-              </w:rPr>
-            </w:pPr>
-            <w:r>
-              <w:rPr>
-                <w:rFonts w:ascii="Verdana" w:hAnsi="Verdana" w:cstheme="minorHAnsi"/>
-                <w:highlight w:val="yellow"/>
+                <w:rFonts w:ascii="Calibri" w:hAnsi="Calibri" w:cstheme="minorHAnsi"/>
+              </w:rPr>
+            </w:pPr>
+            <w:r>
+              <w:rPr>
+                <w:rFonts w:ascii="Calibri" w:hAnsi="Calibri" w:cstheme="minorHAnsi"/>
                 <w:lang w:val="es-ES"/>
               </w:rPr>
               <w:t>Convertir Masa</w:t>
@@ -17120,14 +16971,12 @@
               <w:pStyle w:val="Standard"/>
               <w:jc w:val="both"/>
               <w:rPr>
-                <w:rFonts w:ascii="Verdana" w:hAnsi="Verdana" w:cstheme="minorHAnsi"/>
-                <w:highlight w:val="yellow"/>
-              </w:rPr>
-            </w:pPr>
-            <w:r>
-              <w:rPr>
-                <w:rFonts w:ascii="Verdana" w:hAnsi="Verdana" w:cstheme="minorHAnsi"/>
-                <w:highlight w:val="yellow"/>
+                <w:rFonts w:ascii="Calibri" w:hAnsi="Calibri" w:cstheme="minorHAnsi"/>
+              </w:rPr>
+            </w:pPr>
+            <w:r>
+              <w:rPr>
+                <w:rFonts w:ascii="Calibri" w:hAnsi="Calibri" w:cstheme="minorHAnsi"/>
               </w:rPr>
               <w:t>Descripción</w:t>
             </w:r>
@@ -17143,14 +16992,12 @@
               <w:jc w:val="both"/>
               <w:cnfStyle w:val="000000100000" w:firstRow="0" w:lastRow="0" w:firstColumn="0" w:lastColumn="0" w:oddVBand="0" w:evenVBand="0" w:oddHBand="1" w:evenHBand="0" w:firstRowFirstColumn="0" w:firstRowLastColumn="0" w:lastRowFirstColumn="0" w:lastRowLastColumn="0"/>
               <w:rPr>
-                <w:rFonts w:ascii="Verdana" w:hAnsi="Verdana" w:cstheme="minorHAnsi"/>
-                <w:highlight w:val="yellow"/>
-              </w:rPr>
-            </w:pPr>
-            <w:r>
-              <w:rPr>
-                <w:rFonts w:ascii="Verdana" w:hAnsi="Verdana" w:cstheme="minorHAnsi"/>
-                <w:highlight w:val="yellow"/>
+                <w:rFonts w:ascii="Calibri" w:hAnsi="Calibri" w:cstheme="minorHAnsi"/>
+              </w:rPr>
+            </w:pPr>
+            <w:r>
+              <w:rPr>
+                <w:rFonts w:ascii="Calibri" w:hAnsi="Calibri" w:cstheme="minorHAnsi"/>
                 <w:lang w:val="es-ES"/>
               </w:rPr>
               <w:t>El sistema debe procesar peticiones de conversión de masa, y retornar el cálculo matemático correspondiente.</w:t>
@@ -17169,14 +17016,12 @@
               <w:pStyle w:val="Standard"/>
               <w:jc w:val="both"/>
               <w:rPr>
-                <w:rFonts w:ascii="Verdana" w:hAnsi="Verdana" w:cstheme="minorHAnsi"/>
-                <w:highlight w:val="yellow"/>
-              </w:rPr>
-            </w:pPr>
-            <w:r>
-              <w:rPr>
-                <w:rFonts w:ascii="Verdana" w:hAnsi="Verdana" w:cstheme="minorHAnsi"/>
-                <w:highlight w:val="yellow"/>
+                <w:rFonts w:ascii="Calibri" w:hAnsi="Calibri" w:cstheme="minorHAnsi"/>
+              </w:rPr>
+            </w:pPr>
+            <w:r>
+              <w:rPr>
+                <w:rFonts w:ascii="Calibri" w:hAnsi="Calibri" w:cstheme="minorHAnsi"/>
               </w:rPr>
               <w:t>Objetivo</w:t>
             </w:r>
@@ -17192,14 +17037,12 @@
               <w:jc w:val="both"/>
               <w:cnfStyle w:val="000000000000" w:firstRow="0" w:lastRow="0" w:firstColumn="0" w:lastColumn="0" w:oddVBand="0" w:evenVBand="0" w:oddHBand="0" w:evenHBand="0" w:firstRowFirstColumn="0" w:firstRowLastColumn="0" w:lastRowFirstColumn="0" w:lastRowLastColumn="0"/>
               <w:rPr>
-                <w:rFonts w:ascii="Verdana" w:hAnsi="Verdana" w:cstheme="minorHAnsi"/>
-                <w:highlight w:val="yellow"/>
-              </w:rPr>
-            </w:pPr>
-            <w:r>
-              <w:rPr>
-                <w:rFonts w:ascii="Verdana" w:hAnsi="Verdana" w:cstheme="minorHAnsi"/>
-                <w:highlight w:val="yellow"/>
+                <w:rFonts w:ascii="Calibri" w:hAnsi="Calibri" w:cstheme="minorHAnsi"/>
+              </w:rPr>
+            </w:pPr>
+            <w:r>
+              <w:rPr>
+                <w:rFonts w:ascii="Calibri" w:hAnsi="Calibri" w:cstheme="minorHAnsi"/>
               </w:rPr>
               <w:t>OBJ-001</w:t>
             </w:r>
@@ -17220,14 +17063,12 @@
               <w:pStyle w:val="Standard"/>
               <w:jc w:val="both"/>
               <w:rPr>
-                <w:rFonts w:ascii="Verdana" w:hAnsi="Verdana" w:cstheme="minorHAnsi"/>
-                <w:highlight w:val="yellow"/>
-              </w:rPr>
-            </w:pPr>
-            <w:r>
-              <w:rPr>
-                <w:rFonts w:ascii="Verdana" w:hAnsi="Verdana" w:cstheme="minorHAnsi"/>
-                <w:highlight w:val="yellow"/>
+                <w:rFonts w:ascii="Calibri" w:hAnsi="Calibri" w:cstheme="minorHAnsi"/>
+              </w:rPr>
+            </w:pPr>
+            <w:r>
+              <w:rPr>
+                <w:rFonts w:ascii="Calibri" w:hAnsi="Calibri" w:cstheme="minorHAnsi"/>
               </w:rPr>
               <w:t>Importancia</w:t>
             </w:r>
@@ -17243,14 +17084,12 @@
               <w:jc w:val="both"/>
               <w:cnfStyle w:val="000000100000" w:firstRow="0" w:lastRow="0" w:firstColumn="0" w:lastColumn="0" w:oddVBand="0" w:evenVBand="0" w:oddHBand="1" w:evenHBand="0" w:firstRowFirstColumn="0" w:firstRowLastColumn="0" w:lastRowFirstColumn="0" w:lastRowLastColumn="0"/>
               <w:rPr>
-                <w:rFonts w:ascii="Verdana" w:hAnsi="Verdana" w:cstheme="minorHAnsi"/>
-                <w:highlight w:val="yellow"/>
-              </w:rPr>
-            </w:pPr>
-            <w:r>
-              <w:rPr>
-                <w:rFonts w:ascii="Verdana" w:hAnsi="Verdana" w:cstheme="minorHAnsi"/>
-                <w:highlight w:val="yellow"/>
+                <w:rFonts w:ascii="Calibri" w:hAnsi="Calibri" w:cstheme="minorHAnsi"/>
+              </w:rPr>
+            </w:pPr>
+            <w:r>
+              <w:rPr>
+                <w:rFonts w:ascii="Calibri" w:hAnsi="Calibri" w:cstheme="minorHAnsi"/>
               </w:rPr>
               <w:t>Alta</w:t>
             </w:r>
@@ -17268,14 +17107,12 @@
               <w:pStyle w:val="Standard"/>
               <w:jc w:val="both"/>
               <w:rPr>
-                <w:rFonts w:ascii="Verdana" w:hAnsi="Verdana" w:cstheme="minorHAnsi"/>
-                <w:highlight w:val="yellow"/>
-              </w:rPr>
-            </w:pPr>
-            <w:r>
-              <w:rPr>
-                <w:rFonts w:ascii="Verdana" w:hAnsi="Verdana" w:cstheme="minorHAnsi"/>
-                <w:highlight w:val="yellow"/>
+                <w:rFonts w:ascii="Calibri" w:hAnsi="Calibri" w:cstheme="minorHAnsi"/>
+              </w:rPr>
+            </w:pPr>
+            <w:r>
+              <w:rPr>
+                <w:rFonts w:ascii="Calibri" w:hAnsi="Calibri" w:cstheme="minorHAnsi"/>
               </w:rPr>
               <w:t>Estado</w:t>
             </w:r>
@@ -17291,14 +17128,12 @@
               <w:jc w:val="both"/>
               <w:cnfStyle w:val="000000000000" w:firstRow="0" w:lastRow="0" w:firstColumn="0" w:lastColumn="0" w:oddVBand="0" w:evenVBand="0" w:oddHBand="0" w:evenHBand="0" w:firstRowFirstColumn="0" w:firstRowLastColumn="0" w:lastRowFirstColumn="0" w:lastRowLastColumn="0"/>
               <w:rPr>
-                <w:rFonts w:ascii="Verdana" w:hAnsi="Verdana" w:cstheme="minorHAnsi"/>
-                <w:highlight w:val="yellow"/>
-              </w:rPr>
-            </w:pPr>
-            <w:r>
-              <w:rPr>
-                <w:rFonts w:ascii="Verdana" w:hAnsi="Verdana" w:cstheme="minorHAnsi"/>
-                <w:highlight w:val="yellow"/>
+                <w:rFonts w:ascii="Calibri" w:hAnsi="Calibri" w:cstheme="minorHAnsi"/>
+              </w:rPr>
+            </w:pPr>
+            <w:r>
+              <w:rPr>
+                <w:rFonts w:ascii="Calibri" w:hAnsi="Calibri" w:cstheme="minorHAnsi"/>
               </w:rPr>
               <w:t>Aprobado</w:t>
             </w:r>
@@ -17319,14 +17154,12 @@
               <w:pStyle w:val="Standard"/>
               <w:jc w:val="both"/>
               <w:rPr>
-                <w:rFonts w:ascii="Verdana" w:hAnsi="Verdana" w:cstheme="minorHAnsi"/>
-                <w:highlight w:val="yellow"/>
-              </w:rPr>
-            </w:pPr>
-            <w:r>
-              <w:rPr>
-                <w:rFonts w:ascii="Verdana" w:hAnsi="Verdana" w:cstheme="minorHAnsi"/>
-                <w:highlight w:val="yellow"/>
+                <w:rFonts w:ascii="Calibri" w:hAnsi="Calibri" w:cstheme="minorHAnsi"/>
+              </w:rPr>
+            </w:pPr>
+            <w:r>
+              <w:rPr>
+                <w:rFonts w:ascii="Calibri" w:hAnsi="Calibri" w:cstheme="minorHAnsi"/>
               </w:rPr>
               <w:t>Estabilidad</w:t>
             </w:r>
@@ -17342,14 +17175,12 @@
               <w:jc w:val="both"/>
               <w:cnfStyle w:val="000000100000" w:firstRow="0" w:lastRow="0" w:firstColumn="0" w:lastColumn="0" w:oddVBand="0" w:evenVBand="0" w:oddHBand="1" w:evenHBand="0" w:firstRowFirstColumn="0" w:firstRowLastColumn="0" w:lastRowFirstColumn="0" w:lastRowLastColumn="0"/>
               <w:rPr>
-                <w:rFonts w:ascii="Verdana" w:hAnsi="Verdana" w:cstheme="minorHAnsi"/>
-                <w:highlight w:val="yellow"/>
-              </w:rPr>
-            </w:pPr>
-            <w:r>
-              <w:rPr>
-                <w:rFonts w:ascii="Verdana" w:hAnsi="Verdana" w:cstheme="minorHAnsi"/>
-                <w:highlight w:val="yellow"/>
+                <w:rFonts w:ascii="Calibri" w:hAnsi="Calibri" w:cstheme="minorHAnsi"/>
+              </w:rPr>
+            </w:pPr>
+            <w:r>
+              <w:rPr>
+                <w:rFonts w:ascii="Calibri" w:hAnsi="Calibri" w:cstheme="minorHAnsi"/>
               </w:rPr>
               <w:t>Alta</w:t>
             </w:r>
@@ -17367,14 +17198,12 @@
               <w:pStyle w:val="Standard"/>
               <w:jc w:val="both"/>
               <w:rPr>
-                <w:rFonts w:ascii="Verdana" w:hAnsi="Verdana" w:cstheme="minorHAnsi"/>
-                <w:highlight w:val="yellow"/>
-              </w:rPr>
-            </w:pPr>
-            <w:r>
-              <w:rPr>
-                <w:rFonts w:ascii="Verdana" w:hAnsi="Verdana" w:cstheme="minorHAnsi"/>
-                <w:highlight w:val="yellow"/>
+                <w:rFonts w:ascii="Calibri" w:hAnsi="Calibri" w:cstheme="minorHAnsi"/>
+              </w:rPr>
+            </w:pPr>
+            <w:r>
+              <w:rPr>
+                <w:rFonts w:ascii="Calibri" w:hAnsi="Calibri" w:cstheme="minorHAnsi"/>
               </w:rPr>
               <w:t>Comentarios</w:t>
             </w:r>
@@ -17389,14 +17218,12 @@
               <w:pStyle w:val="Standard"/>
               <w:cnfStyle w:val="000000000000" w:firstRow="0" w:lastRow="0" w:firstColumn="0" w:lastColumn="0" w:oddVBand="0" w:evenVBand="0" w:oddHBand="0" w:evenHBand="0" w:firstRowFirstColumn="0" w:firstRowLastColumn="0" w:lastRowFirstColumn="0" w:lastRowLastColumn="0"/>
               <w:rPr>
-                <w:rFonts w:ascii="Verdana" w:hAnsi="Verdana" w:cstheme="minorHAnsi"/>
-                <w:highlight w:val="yellow"/>
-              </w:rPr>
-            </w:pPr>
-            <w:r>
-              <w:rPr>
-                <w:rFonts w:ascii="Verdana" w:hAnsi="Verdana" w:cstheme="minorHAnsi"/>
-                <w:highlight w:val="yellow"/>
+                <w:rFonts w:ascii="Calibri" w:hAnsi="Calibri" w:cstheme="minorHAnsi"/>
+              </w:rPr>
+            </w:pPr>
+            <w:r>
+              <w:rPr>
+                <w:rFonts w:ascii="Calibri" w:hAnsi="Calibri" w:cstheme="minorHAnsi"/>
               </w:rPr>
               <w:t xml:space="preserve">Las unidades disponibles para la conversión son: gramos, kilogramos, onzas, libras y quintales. </w:t>
             </w:r>
@@ -17408,65 +17235,49 @@
       <w:pPr>
         <w:pStyle w:val="Descripcin"/>
         <w:rPr>
-          <w:rFonts w:ascii="Verdana" w:hAnsi="Verdana" w:cstheme="minorHAnsi"/>
-          <w:highlight w:val="yellow"/>
+          <w:rFonts w:ascii="Calibri" w:hAnsi="Calibri" w:cstheme="minorHAnsi"/>
         </w:rPr>
       </w:pPr>
       <w:bookmarkStart w:id="70" w:name="_Toc83812965"/>
       <w:r>
-        <w:rPr>
-          <w:highlight w:val="yellow"/>
-        </w:rPr>
+        <w:rPr/>
         <w:t xml:space="preserve">Tabla </w:t>
       </w:r>
       <w:r>
-        <w:rPr>
-          <w:highlight w:val="yellow"/>
-        </w:rPr>
+        <w:rPr/>
         <w:fldChar w:fldCharType="begin"/>
       </w:r>
       <w:r>
-        <w:rPr>
-          <w:highlight w:val="yellow"/>
-        </w:rPr>
+        <w:rPr/>
         <w:instrText xml:space="preserve"> SEQ Tabla \* ARABIC </w:instrText>
       </w:r>
       <w:r>
-        <w:rPr>
-          <w:highlight w:val="yellow"/>
-        </w:rPr>
+        <w:rPr/>
         <w:fldChar w:fldCharType="separate"/>
       </w:r>
       <w:r>
         <w:rPr>
           <w:noProof/>
-          <w:highlight w:val="yellow"/>
         </w:rPr>
         <w:t>22</w:t>
       </w:r>
       <w:r>
-        <w:rPr>
-          <w:highlight w:val="yellow"/>
-        </w:rPr>
+        <w:rPr/>
         <w:fldChar w:fldCharType="end"/>
       </w:r>
       <w:r>
-        <w:rPr>
-          <w:highlight w:val="yellow"/>
-        </w:rPr>
+        <w:rPr/>
         <w:t xml:space="preserve">. </w:t>
       </w:r>
       <w:bookmarkEnd w:id="70"/>
       <w:r>
-        <w:rPr>
-          <w:highlight w:val="yellow"/>
-        </w:rPr>
+        <w:rPr/>
         <w:t>Convertir Temperatura</w:t>
       </w:r>
     </w:p>
     <w:tbl>
       <w:tblPr>
-        <w:tblStyle w:val="Tablaconcuadrcula5oscura-nfasis4"/>
+        <w:tblStyle w:val="Tablaconcuadrcula4-nfasis1"/>
         <w:tblW w:w="9010" w:type="dxa"/>
         <w:tblInd w:w="5" w:type="dxa"/>
         <w:tblLook w:val="04A0" w:firstRow="1" w:lastRow="0" w:firstColumn="1" w:lastColumn="0" w:noHBand="0" w:noVBand="1"/>
@@ -17489,14 +17300,12 @@
               <w:pStyle w:val="Standard"/>
               <w:jc w:val="both"/>
               <w:rPr>
-                <w:rFonts w:ascii="Verdana" w:hAnsi="Verdana" w:cstheme="minorHAnsi"/>
-                <w:highlight w:val="yellow"/>
-              </w:rPr>
-            </w:pPr>
-            <w:r>
-              <w:rPr>
-                <w:rFonts w:ascii="Verdana" w:hAnsi="Verdana" w:cstheme="minorHAnsi"/>
-                <w:highlight w:val="yellow"/>
+                <w:rFonts w:ascii="Calibri" w:hAnsi="Calibri" w:cstheme="minorHAnsi"/>
+              </w:rPr>
+            </w:pPr>
+            <w:r>
+              <w:rPr>
+                <w:rFonts w:ascii="Calibri" w:hAnsi="Calibri" w:cstheme="minorHAnsi"/>
               </w:rPr>
               <w:t>RQF-004</w:t>
             </w:r>
@@ -17512,14 +17321,12 @@
               <w:jc w:val="both"/>
               <w:cnfStyle w:val="100000000000" w:firstRow="1" w:lastRow="0" w:firstColumn="0" w:lastColumn="0" w:oddVBand="0" w:evenVBand="0" w:oddHBand="0" w:evenHBand="0" w:firstRowFirstColumn="0" w:firstRowLastColumn="0" w:lastRowFirstColumn="0" w:lastRowLastColumn="0"/>
               <w:rPr>
-                <w:rFonts w:ascii="Verdana" w:hAnsi="Verdana" w:cstheme="minorBidi"/>
-                <w:highlight w:val="yellow"/>
-              </w:rPr>
-            </w:pPr>
-            <w:r>
-              <w:rPr>
-                <w:rFonts w:ascii="Verdana" w:hAnsi="Verdana" w:cstheme="minorHAnsi"/>
-                <w:highlight w:val="yellow"/>
+                <w:rFonts w:ascii="Calibri" w:hAnsi="Calibri" w:cstheme="minorBidi"/>
+              </w:rPr>
+            </w:pPr>
+            <w:r>
+              <w:rPr>
+                <w:rFonts w:ascii="Calibri" w:hAnsi="Calibri" w:cstheme="minorHAnsi"/>
                 <w:lang w:val="es-ES"/>
               </w:rPr>
               <w:t xml:space="preserve">Convertir temperatura </w:t>
@@ -17541,14 +17348,12 @@
               <w:pStyle w:val="Standard"/>
               <w:jc w:val="both"/>
               <w:rPr>
-                <w:rFonts w:ascii="Verdana" w:hAnsi="Verdana" w:cstheme="minorHAnsi"/>
-                <w:highlight w:val="yellow"/>
-              </w:rPr>
-            </w:pPr>
-            <w:r>
-              <w:rPr>
-                <w:rFonts w:ascii="Verdana" w:hAnsi="Verdana" w:cstheme="minorHAnsi"/>
-                <w:highlight w:val="yellow"/>
+                <w:rFonts w:ascii="Calibri" w:hAnsi="Calibri" w:cstheme="minorHAnsi"/>
+              </w:rPr>
+            </w:pPr>
+            <w:r>
+              <w:rPr>
+                <w:rFonts w:ascii="Calibri" w:hAnsi="Calibri" w:cstheme="minorHAnsi"/>
               </w:rPr>
               <w:t>Descripción</w:t>
             </w:r>
@@ -17564,14 +17369,12 @@
               <w:jc w:val="both"/>
               <w:cnfStyle w:val="000000100000" w:firstRow="0" w:lastRow="0" w:firstColumn="0" w:lastColumn="0" w:oddVBand="0" w:evenVBand="0" w:oddHBand="1" w:evenHBand="0" w:firstRowFirstColumn="0" w:firstRowLastColumn="0" w:lastRowFirstColumn="0" w:lastRowLastColumn="0"/>
               <w:rPr>
-                <w:rFonts w:ascii="Verdana" w:hAnsi="Verdana" w:cstheme="minorHAnsi"/>
-                <w:highlight w:val="yellow"/>
-              </w:rPr>
-            </w:pPr>
-            <w:r>
-              <w:rPr>
-                <w:rFonts w:ascii="Verdana" w:hAnsi="Verdana" w:cstheme="minorHAnsi"/>
-                <w:highlight w:val="yellow"/>
+                <w:rFonts w:ascii="Calibri" w:hAnsi="Calibri" w:cstheme="minorHAnsi"/>
+              </w:rPr>
+            </w:pPr>
+            <w:r>
+              <w:rPr>
+                <w:rFonts w:ascii="Calibri" w:hAnsi="Calibri" w:cstheme="minorHAnsi"/>
                 <w:lang w:val="es-ES"/>
               </w:rPr>
               <w:t>El sistema debe procesar peticiones de conversión de temperatura, y retornar el cálculo matemático correspondiente.</w:t>
@@ -17590,14 +17393,12 @@
               <w:pStyle w:val="Standard"/>
               <w:jc w:val="both"/>
               <w:rPr>
-                <w:rFonts w:ascii="Verdana" w:hAnsi="Verdana" w:cstheme="minorHAnsi"/>
-                <w:highlight w:val="yellow"/>
-              </w:rPr>
-            </w:pPr>
-            <w:r>
-              <w:rPr>
-                <w:rFonts w:ascii="Verdana" w:hAnsi="Verdana" w:cstheme="minorHAnsi"/>
-                <w:highlight w:val="yellow"/>
+                <w:rFonts w:ascii="Calibri" w:hAnsi="Calibri" w:cstheme="minorHAnsi"/>
+              </w:rPr>
+            </w:pPr>
+            <w:r>
+              <w:rPr>
+                <w:rFonts w:ascii="Calibri" w:hAnsi="Calibri" w:cstheme="minorHAnsi"/>
               </w:rPr>
               <w:t>Objetivo</w:t>
             </w:r>
@@ -17613,14 +17414,12 @@
               <w:jc w:val="both"/>
               <w:cnfStyle w:val="000000000000" w:firstRow="0" w:lastRow="0" w:firstColumn="0" w:lastColumn="0" w:oddVBand="0" w:evenVBand="0" w:oddHBand="0" w:evenHBand="0" w:firstRowFirstColumn="0" w:firstRowLastColumn="0" w:lastRowFirstColumn="0" w:lastRowLastColumn="0"/>
               <w:rPr>
-                <w:rFonts w:ascii="Verdana" w:hAnsi="Verdana" w:cstheme="minorHAnsi"/>
-                <w:highlight w:val="yellow"/>
-              </w:rPr>
-            </w:pPr>
-            <w:r>
-              <w:rPr>
-                <w:rFonts w:ascii="Verdana" w:hAnsi="Verdana" w:cstheme="minorHAnsi"/>
-                <w:highlight w:val="yellow"/>
+                <w:rFonts w:ascii="Calibri" w:hAnsi="Calibri" w:cstheme="minorHAnsi"/>
+              </w:rPr>
+            </w:pPr>
+            <w:r>
+              <w:rPr>
+                <w:rFonts w:ascii="Calibri" w:hAnsi="Calibri" w:cstheme="minorHAnsi"/>
               </w:rPr>
               <w:t>OBJ-003</w:t>
             </w:r>
@@ -17641,14 +17440,12 @@
               <w:pStyle w:val="Standard"/>
               <w:jc w:val="both"/>
               <w:rPr>
-                <w:rFonts w:ascii="Verdana" w:hAnsi="Verdana" w:cstheme="minorHAnsi"/>
-                <w:highlight w:val="yellow"/>
-              </w:rPr>
-            </w:pPr>
-            <w:r>
-              <w:rPr>
-                <w:rFonts w:ascii="Verdana" w:hAnsi="Verdana" w:cstheme="minorHAnsi"/>
-                <w:highlight w:val="yellow"/>
+                <w:rFonts w:ascii="Calibri" w:hAnsi="Calibri" w:cstheme="minorHAnsi"/>
+              </w:rPr>
+            </w:pPr>
+            <w:r>
+              <w:rPr>
+                <w:rFonts w:ascii="Calibri" w:hAnsi="Calibri" w:cstheme="minorHAnsi"/>
               </w:rPr>
               <w:t>Importancia</w:t>
             </w:r>
@@ -17664,14 +17461,12 @@
               <w:jc w:val="both"/>
               <w:cnfStyle w:val="000000100000" w:firstRow="0" w:lastRow="0" w:firstColumn="0" w:lastColumn="0" w:oddVBand="0" w:evenVBand="0" w:oddHBand="1" w:evenHBand="0" w:firstRowFirstColumn="0" w:firstRowLastColumn="0" w:lastRowFirstColumn="0" w:lastRowLastColumn="0"/>
               <w:rPr>
-                <w:rFonts w:ascii="Verdana" w:hAnsi="Verdana" w:cstheme="minorHAnsi"/>
-                <w:highlight w:val="yellow"/>
-              </w:rPr>
-            </w:pPr>
-            <w:r>
-              <w:rPr>
-                <w:rFonts w:ascii="Verdana" w:hAnsi="Verdana" w:cstheme="minorHAnsi"/>
-                <w:highlight w:val="yellow"/>
+                <w:rFonts w:ascii="Calibri" w:hAnsi="Calibri" w:cstheme="minorHAnsi"/>
+              </w:rPr>
+            </w:pPr>
+            <w:r>
+              <w:rPr>
+                <w:rFonts w:ascii="Calibri" w:hAnsi="Calibri" w:cstheme="minorHAnsi"/>
               </w:rPr>
               <w:t>Alta</w:t>
             </w:r>
@@ -17689,14 +17484,12 @@
               <w:pStyle w:val="Standard"/>
               <w:jc w:val="both"/>
               <w:rPr>
-                <w:rFonts w:ascii="Verdana" w:hAnsi="Verdana" w:cstheme="minorHAnsi"/>
-                <w:highlight w:val="yellow"/>
-              </w:rPr>
-            </w:pPr>
-            <w:r>
-              <w:rPr>
-                <w:rFonts w:ascii="Verdana" w:hAnsi="Verdana" w:cstheme="minorHAnsi"/>
-                <w:highlight w:val="yellow"/>
+                <w:rFonts w:ascii="Calibri" w:hAnsi="Calibri" w:cstheme="minorHAnsi"/>
+              </w:rPr>
+            </w:pPr>
+            <w:r>
+              <w:rPr>
+                <w:rFonts w:ascii="Calibri" w:hAnsi="Calibri" w:cstheme="minorHAnsi"/>
               </w:rPr>
               <w:t>Estado</w:t>
             </w:r>
@@ -17712,14 +17505,12 @@
               <w:jc w:val="both"/>
               <w:cnfStyle w:val="000000000000" w:firstRow="0" w:lastRow="0" w:firstColumn="0" w:lastColumn="0" w:oddVBand="0" w:evenVBand="0" w:oddHBand="0" w:evenHBand="0" w:firstRowFirstColumn="0" w:firstRowLastColumn="0" w:lastRowFirstColumn="0" w:lastRowLastColumn="0"/>
               <w:rPr>
-                <w:rFonts w:ascii="Verdana" w:hAnsi="Verdana" w:cstheme="minorHAnsi"/>
-                <w:highlight w:val="yellow"/>
-              </w:rPr>
-            </w:pPr>
-            <w:r>
-              <w:rPr>
-                <w:rFonts w:ascii="Verdana" w:hAnsi="Verdana" w:cstheme="minorHAnsi"/>
-                <w:highlight w:val="yellow"/>
+                <w:rFonts w:ascii="Calibri" w:hAnsi="Calibri" w:cstheme="minorHAnsi"/>
+              </w:rPr>
+            </w:pPr>
+            <w:r>
+              <w:rPr>
+                <w:rFonts w:ascii="Calibri" w:hAnsi="Calibri" w:cstheme="minorHAnsi"/>
               </w:rPr>
               <w:t>Aprobado</w:t>
             </w:r>
@@ -17740,14 +17531,12 @@
               <w:pStyle w:val="Standard"/>
               <w:jc w:val="both"/>
               <w:rPr>
-                <w:rFonts w:ascii="Verdana" w:hAnsi="Verdana" w:cstheme="minorHAnsi"/>
-                <w:highlight w:val="yellow"/>
-              </w:rPr>
-            </w:pPr>
-            <w:r>
-              <w:rPr>
-                <w:rFonts w:ascii="Verdana" w:hAnsi="Verdana" w:cstheme="minorHAnsi"/>
-                <w:highlight w:val="yellow"/>
+                <w:rFonts w:ascii="Calibri" w:hAnsi="Calibri" w:cstheme="minorHAnsi"/>
+              </w:rPr>
+            </w:pPr>
+            <w:r>
+              <w:rPr>
+                <w:rFonts w:ascii="Calibri" w:hAnsi="Calibri" w:cstheme="minorHAnsi"/>
               </w:rPr>
               <w:t>Estabilidad</w:t>
             </w:r>
@@ -17763,14 +17552,12 @@
               <w:jc w:val="both"/>
               <w:cnfStyle w:val="000000100000" w:firstRow="0" w:lastRow="0" w:firstColumn="0" w:lastColumn="0" w:oddVBand="0" w:evenVBand="0" w:oddHBand="1" w:evenHBand="0" w:firstRowFirstColumn="0" w:firstRowLastColumn="0" w:lastRowFirstColumn="0" w:lastRowLastColumn="0"/>
               <w:rPr>
-                <w:rFonts w:ascii="Verdana" w:hAnsi="Verdana" w:cstheme="minorHAnsi"/>
-                <w:highlight w:val="yellow"/>
-              </w:rPr>
-            </w:pPr>
-            <w:r>
-              <w:rPr>
-                <w:rFonts w:ascii="Verdana" w:hAnsi="Verdana" w:cstheme="minorHAnsi"/>
-                <w:highlight w:val="yellow"/>
+                <w:rFonts w:ascii="Calibri" w:hAnsi="Calibri" w:cstheme="minorHAnsi"/>
+              </w:rPr>
+            </w:pPr>
+            <w:r>
+              <w:rPr>
+                <w:rFonts w:ascii="Calibri" w:hAnsi="Calibri" w:cstheme="minorHAnsi"/>
               </w:rPr>
               <w:t>Alta</w:t>
             </w:r>
@@ -17788,14 +17575,12 @@
               <w:pStyle w:val="Standard"/>
               <w:jc w:val="both"/>
               <w:rPr>
-                <w:rFonts w:ascii="Verdana" w:hAnsi="Verdana" w:cstheme="minorHAnsi"/>
-                <w:highlight w:val="yellow"/>
-              </w:rPr>
-            </w:pPr>
-            <w:r>
-              <w:rPr>
-                <w:rFonts w:ascii="Verdana" w:hAnsi="Verdana" w:cstheme="minorHAnsi"/>
-                <w:highlight w:val="yellow"/>
+                <w:rFonts w:ascii="Calibri" w:hAnsi="Calibri" w:cstheme="minorHAnsi"/>
+              </w:rPr>
+            </w:pPr>
+            <w:r>
+              <w:rPr>
+                <w:rFonts w:ascii="Calibri" w:hAnsi="Calibri" w:cstheme="minorHAnsi"/>
               </w:rPr>
               <w:t>Comentarios</w:t>
             </w:r>
@@ -17810,45 +17595,39 @@
               <w:pStyle w:val="Standard"/>
               <w:cnfStyle w:val="000000000000" w:firstRow="0" w:lastRow="0" w:firstColumn="0" w:lastColumn="0" w:oddVBand="0" w:evenVBand="0" w:oddHBand="0" w:evenHBand="0" w:firstRowFirstColumn="0" w:firstRowLastColumn="0" w:lastRowFirstColumn="0" w:lastRowLastColumn="0"/>
               <w:rPr>
-                <w:rFonts w:ascii="Verdana" w:hAnsi="Verdana" w:cstheme="minorHAnsi"/>
-                <w:highlight w:val="yellow"/>
-              </w:rPr>
-            </w:pPr>
-            <w:r>
-              <w:rPr>
-                <w:rFonts w:ascii="Verdana" w:hAnsi="Verdana" w:cstheme="minorHAnsi"/>
-                <w:highlight w:val="yellow"/>
+                <w:rFonts w:ascii="Calibri" w:hAnsi="Calibri" w:cstheme="minorHAnsi"/>
+              </w:rPr>
+            </w:pPr>
+            <w:r>
+              <w:rPr>
+                <w:rFonts w:ascii="Calibri" w:hAnsi="Calibri" w:cstheme="minorHAnsi"/>
               </w:rPr>
               <w:t>Las unidades disponibles para la conversión son:</w:t>
             </w:r>
             <w:r>
               <w:rPr>
-                <w:rFonts w:ascii="Verdana" w:hAnsi="Verdana" w:cstheme="minorHAnsi"/>
-                <w:highlight w:val="yellow"/>
+                <w:rFonts w:ascii="Calibri" w:hAnsi="Calibri" w:cstheme="minorHAnsi"/>
               </w:rPr>
               <w:t xml:space="preserve"> </w:t>
             </w:r>
             <w:proofErr w:type="spellStart"/>
             <w:r>
               <w:rPr>
-                <w:rFonts w:ascii="Verdana" w:hAnsi="Verdana" w:cstheme="minorHAnsi"/>
-                <w:highlight w:val="yellow"/>
+                <w:rFonts w:ascii="Calibri" w:hAnsi="Calibri" w:cstheme="minorHAnsi"/>
               </w:rPr>
               <w:t>farenheit</w:t>
             </w:r>
             <w:proofErr w:type="spellEnd"/>
             <w:r>
               <w:rPr>
-                <w:rFonts w:ascii="Verdana" w:hAnsi="Verdana" w:cstheme="minorHAnsi"/>
-                <w:highlight w:val="yellow"/>
+                <w:rFonts w:ascii="Calibri" w:hAnsi="Calibri" w:cstheme="minorHAnsi"/>
               </w:rPr>
               <w:t xml:space="preserve">, kelvin, Celsius, newton y </w:t>
             </w:r>
             <w:proofErr w:type="spellStart"/>
             <w:r>
               <w:rPr>
-                <w:rFonts w:ascii="Verdana" w:hAnsi="Verdana" w:cstheme="minorHAnsi"/>
-                <w:highlight w:val="yellow"/>
+                <w:rFonts w:ascii="Calibri" w:hAnsi="Calibri" w:cstheme="minorHAnsi"/>
               </w:rPr>
               <w:t>reaumur</w:t>
             </w:r>
@@ -17860,13 +17639,12 @@
               <w:jc w:val="both"/>
               <w:cnfStyle w:val="000000000000" w:firstRow="0" w:lastRow="0" w:firstColumn="0" w:lastColumn="0" w:oddVBand="0" w:evenVBand="0" w:oddHBand="0" w:evenHBand="0" w:firstRowFirstColumn="0" w:firstRowLastColumn="0" w:lastRowFirstColumn="0" w:lastRowLastColumn="0"/>
               <w:rPr>
-                <w:rFonts w:ascii="Verdana" w:hAnsi="Verdana" w:cstheme="minorHAnsi"/>
-              </w:rPr>
-            </w:pPr>
-            <w:r>
-              <w:rPr>
-                <w:rFonts w:ascii="Verdana" w:hAnsi="Verdana" w:cstheme="minorHAnsi"/>
-                <w:highlight w:val="yellow"/>
+                <w:rFonts w:ascii="Calibri" w:hAnsi="Calibri" w:cstheme="minorHAnsi"/>
+              </w:rPr>
+            </w:pPr>
+            <w:r>
+              <w:rPr>
+                <w:rFonts w:ascii="Calibri" w:hAnsi="Calibri" w:cstheme="minorHAnsi"/>
               </w:rPr>
               <w:t>.</w:t>
             </w:r>
@@ -20221,7 +19999,7 @@
               <w:cnfStyle w:val="100000000000" w:firstRow="1" w:lastRow="0" w:firstColumn="0" w:lastColumn="0" w:oddVBand="0" w:evenVBand="0" w:oddHBand="0" w:evenHBand="0" w:firstRowFirstColumn="0" w:firstRowLastColumn="0" w:lastRowFirstColumn="0" w:lastRowLastColumn="0"/>
             </w:pPr>
             <w:r>
-              <w:t>Accesibilidad</w:t>
+              <w:t>Mantenibilidad</w:t>
             </w:r>
           </w:p>
         </w:tc>
